--- a/Evidence/TempDataAndSession_KeyLifetimeValidationReport.docx
+++ b/Evidence/TempDataAndSession_KeyLifetimeValidationReport.docx
@@ -365,15 +365,18 @@
                 <w:bCs/>
               </w:rPr>
             </w:pPr>
-            <w:proofErr w:type="spellStart"/>
-            <w:r>
-              <w:rPr>
-                <w:b/>
-                <w:bCs/>
-              </w:rPr>
-              <w:t>DefaultKeySharing</w:t>
-            </w:r>
-            <w:proofErr w:type="spellEnd"/>
+            <w:hyperlink r:id="rId7" w:history="1">
+              <w:proofErr w:type="spellStart"/>
+              <w:r>
+                <w:rPr>
+                  <w:rStyle w:val="Hyperlink"/>
+                  <w:b/>
+                  <w:bCs/>
+                </w:rPr>
+                <w:t>DefaultKeySharing</w:t>
+              </w:r>
+              <w:proofErr w:type="spellEnd"/>
+            </w:hyperlink>
           </w:p>
         </w:tc>
       </w:tr>
@@ -460,15 +463,18 @@
                 <w:bCs/>
               </w:rPr>
             </w:pPr>
-            <w:proofErr w:type="spellStart"/>
-            <w:r>
-              <w:rPr>
-                <w:b/>
-                <w:bCs/>
-              </w:rPr>
-              <w:t>DuplicateKeyConflict</w:t>
-            </w:r>
-            <w:proofErr w:type="spellEnd"/>
+            <w:hyperlink r:id="rId8" w:history="1">
+              <w:proofErr w:type="spellStart"/>
+              <w:r>
+                <w:rPr>
+                  <w:rStyle w:val="Hyperlink"/>
+                  <w:b/>
+                  <w:bCs/>
+                </w:rPr>
+                <w:t>DuplicateKeyConflict</w:t>
+              </w:r>
+              <w:proofErr w:type="spellEnd"/>
+            </w:hyperlink>
           </w:p>
         </w:tc>
       </w:tr>
@@ -552,15 +558,18 @@
                 <w:bCs/>
               </w:rPr>
             </w:pPr>
-            <w:proofErr w:type="spellStart"/>
-            <w:r>
-              <w:rPr>
-                <w:b/>
-                <w:bCs/>
-              </w:rPr>
-              <w:t>NullValuePersistence</w:t>
-            </w:r>
-            <w:proofErr w:type="spellEnd"/>
+            <w:hyperlink r:id="rId9" w:history="1">
+              <w:proofErr w:type="spellStart"/>
+              <w:r>
+                <w:rPr>
+                  <w:rStyle w:val="Hyperlink"/>
+                  <w:b/>
+                  <w:bCs/>
+                </w:rPr>
+                <w:t>NullValuePersistence</w:t>
+              </w:r>
+              <w:proofErr w:type="spellEnd"/>
+            </w:hyperlink>
           </w:p>
         </w:tc>
       </w:tr>
@@ -639,15 +648,18 @@
                 <w:bCs/>
               </w:rPr>
             </w:pPr>
-            <w:proofErr w:type="spellStart"/>
-            <w:r>
-              <w:rPr>
-                <w:b/>
-                <w:bCs/>
-              </w:rPr>
-              <w:t>DistinctKeyIsolation</w:t>
-            </w:r>
-            <w:proofErr w:type="spellEnd"/>
+            <w:hyperlink r:id="rId10" w:history="1">
+              <w:proofErr w:type="spellStart"/>
+              <w:r>
+                <w:rPr>
+                  <w:rStyle w:val="Hyperlink"/>
+                  <w:b/>
+                  <w:bCs/>
+                </w:rPr>
+                <w:t>DistinctKeyIsolation</w:t>
+              </w:r>
+              <w:proofErr w:type="spellEnd"/>
+            </w:hyperlink>
           </w:p>
         </w:tc>
       </w:tr>
@@ -742,15 +754,18 @@
                 <w:bCs/>
               </w:rPr>
             </w:pPr>
-            <w:proofErr w:type="spellStart"/>
-            <w:r>
-              <w:rPr>
-                <w:b/>
-                <w:bCs/>
-              </w:rPr>
-              <w:t>UnusedPageValueRetention</w:t>
-            </w:r>
-            <w:proofErr w:type="spellEnd"/>
+            <w:hyperlink r:id="rId11" w:history="1">
+              <w:proofErr w:type="spellStart"/>
+              <w:r>
+                <w:rPr>
+                  <w:rStyle w:val="Hyperlink"/>
+                  <w:b/>
+                  <w:bCs/>
+                </w:rPr>
+                <w:t>UnusedPageValueRetention</w:t>
+              </w:r>
+              <w:proofErr w:type="spellEnd"/>
+            </w:hyperlink>
           </w:p>
         </w:tc>
       </w:tr>
@@ -837,13 +852,16 @@
                 <w:bCs/>
               </w:rPr>
             </w:pPr>
-            <w:r>
-              <w:rPr>
-                <w:b/>
-                <w:bCs/>
-              </w:rPr>
-              <w:t>SequentialReloadRetention</w:t>
-            </w:r>
+            <w:hyperlink r:id="rId12" w:history="1">
+              <w:r>
+                <w:rPr>
+                  <w:rStyle w:val="Hyperlink"/>
+                  <w:b/>
+                  <w:bCs/>
+                </w:rPr>
+                <w:t>SequentialReloadRetention</w:t>
+              </w:r>
+            </w:hyperlink>
           </w:p>
         </w:tc>
       </w:tr>
@@ -855,7 +873,11 @@
           <w:tcPr>
             <w:tcW w:w="785" w:type="dxa"/>
           </w:tcPr>
-          <w:p/>
+          <w:p>
+            <w:r>
+              <w:t>7</w:t>
+            </w:r>
+          </w:p>
         </w:tc>
         <w:tc>
           <w:tcPr>
@@ -918,15 +940,18 @@
                 <w:bCs/>
               </w:rPr>
             </w:pPr>
-            <w:proofErr w:type="spellStart"/>
-            <w:r>
-              <w:rPr>
-                <w:b/>
-                <w:bCs/>
-              </w:rPr>
-              <w:t>NavigationRoundTripPersistence</w:t>
-            </w:r>
-            <w:proofErr w:type="spellEnd"/>
+            <w:hyperlink r:id="rId13" w:history="1">
+              <w:proofErr w:type="spellStart"/>
+              <w:r>
+                <w:rPr>
+                  <w:rStyle w:val="Hyperlink"/>
+                  <w:b/>
+                  <w:bCs/>
+                </w:rPr>
+                <w:t>NavigationRoundTripPersistence</w:t>
+              </w:r>
+              <w:proofErr w:type="spellEnd"/>
+            </w:hyperlink>
           </w:p>
         </w:tc>
       </w:tr>
@@ -938,7 +963,11 @@
           <w:tcPr>
             <w:tcW w:w="785" w:type="dxa"/>
           </w:tcPr>
-          <w:p/>
+          <w:p>
+            <w:r>
+              <w:t>8</w:t>
+            </w:r>
+          </w:p>
         </w:tc>
         <w:tc>
           <w:tcPr>
@@ -1001,15 +1030,18 @@
                 <w:bCs/>
               </w:rPr>
             </w:pPr>
-            <w:proofErr w:type="spellStart"/>
-            <w:r>
-              <w:rPr>
-                <w:b/>
-                <w:bCs/>
-              </w:rPr>
-              <w:t>SharedKeyPropertyMapping</w:t>
-            </w:r>
-            <w:proofErr w:type="spellEnd"/>
+            <w:hyperlink r:id="rId14" w:history="1">
+              <w:proofErr w:type="spellStart"/>
+              <w:r>
+                <w:rPr>
+                  <w:rStyle w:val="Hyperlink"/>
+                  <w:b/>
+                  <w:bCs/>
+                </w:rPr>
+                <w:t>SharedKeyPropertyMapping</w:t>
+              </w:r>
+              <w:proofErr w:type="spellEnd"/>
+            </w:hyperlink>
           </w:p>
         </w:tc>
       </w:tr>
@@ -1021,7 +1053,11 @@
           <w:tcPr>
             <w:tcW w:w="785" w:type="dxa"/>
           </w:tcPr>
-          <w:p/>
+          <w:p>
+            <w:r>
+              <w:t>9</w:t>
+            </w:r>
+          </w:p>
         </w:tc>
         <w:tc>
           <w:tcPr>
@@ -1094,15 +1130,18 @@
                 <w:bCs/>
               </w:rPr>
             </w:pPr>
-            <w:proofErr w:type="spellStart"/>
-            <w:r>
-              <w:rPr>
-                <w:b/>
-                <w:bCs/>
-              </w:rPr>
-              <w:t>ExplicitDefaultKeyComparison</w:t>
-            </w:r>
-            <w:proofErr w:type="spellEnd"/>
+            <w:hyperlink r:id="rId15" w:history="1">
+              <w:proofErr w:type="spellStart"/>
+              <w:r>
+                <w:rPr>
+                  <w:rStyle w:val="Hyperlink"/>
+                  <w:b/>
+                  <w:bCs/>
+                </w:rPr>
+                <w:t>ExplicitDefaultKeyComparison</w:t>
+              </w:r>
+              <w:proofErr w:type="spellEnd"/>
+            </w:hyperlink>
           </w:p>
         </w:tc>
       </w:tr>
@@ -1114,7 +1153,11 @@
           <w:tcPr>
             <w:tcW w:w="785" w:type="dxa"/>
           </w:tcPr>
-          <w:p/>
+          <w:p>
+            <w:r>
+              <w:t>10</w:t>
+            </w:r>
+          </w:p>
         </w:tc>
         <w:tc>
           <w:tcPr>
@@ -1177,15 +1220,18 @@
                 <w:bCs/>
               </w:rPr>
             </w:pPr>
-            <w:proofErr w:type="spellStart"/>
-            <w:r>
-              <w:rPr>
-                <w:b/>
-                <w:bCs/>
-              </w:rPr>
-              <w:t>UniqueKeyValueIsolation</w:t>
-            </w:r>
-            <w:proofErr w:type="spellEnd"/>
+            <w:hyperlink r:id="rId16" w:history="1">
+              <w:proofErr w:type="spellStart"/>
+              <w:r>
+                <w:rPr>
+                  <w:rStyle w:val="Hyperlink"/>
+                  <w:b/>
+                  <w:bCs/>
+                </w:rPr>
+                <w:t>UniqueKeyValueIsolation</w:t>
+              </w:r>
+              <w:proofErr w:type="spellEnd"/>
+            </w:hyperlink>
           </w:p>
           <w:p>
             <w:pPr>
@@ -1205,7 +1251,11 @@
           <w:tcPr>
             <w:tcW w:w="785" w:type="dxa"/>
           </w:tcPr>
-          <w:p/>
+          <w:p>
+            <w:r>
+              <w:t>11</w:t>
+            </w:r>
+          </w:p>
         </w:tc>
         <w:tc>
           <w:tcPr>
@@ -1268,21 +1318,32 @@
                 <w:bCs/>
               </w:rPr>
             </w:pPr>
-            <w:proofErr w:type="spellStart"/>
-            <w:r>
-              <w:rPr>
-                <w:b/>
-                <w:bCs/>
-              </w:rPr>
-              <w:t>NullAssignmentRetention</w:t>
-            </w:r>
-            <w:proofErr w:type="spellEnd"/>
-            <w:r>
-              <w:rPr>
-                <w:b/>
-                <w:bCs/>
-              </w:rPr>
-              <w:t xml:space="preserve">   </w:t>
+            <w:hyperlink r:id="rId17" w:history="1">
+              <w:proofErr w:type="spellStart"/>
+              <w:r>
+                <w:rPr>
+                  <w:rStyle w:val="Hyperlink"/>
+                  <w:b/>
+                  <w:bCs/>
+                </w:rPr>
+                <w:t>NullAssignmentRetention</w:t>
+              </w:r>
+              <w:proofErr w:type="spellEnd"/>
+              <w:r>
+                <w:rPr>
+                  <w:rStyle w:val="Hyperlink"/>
+                  <w:b/>
+                  <w:bCs/>
+                </w:rPr>
+                <w:t xml:space="preserve">  </w:t>
+              </w:r>
+            </w:hyperlink>
+            <w:r>
+              <w:rPr>
+                <w:b/>
+                <w:bCs/>
+              </w:rPr>
+              <w:t xml:space="preserve"> </w:t>
             </w:r>
           </w:p>
         </w:tc>
@@ -1295,7 +1356,11 @@
           <w:tcPr>
             <w:tcW w:w="785" w:type="dxa"/>
           </w:tcPr>
-          <w:p/>
+          <w:p>
+            <w:r>
+              <w:t>12</w:t>
+            </w:r>
+          </w:p>
         </w:tc>
         <w:tc>
           <w:tcPr>
@@ -1358,15 +1423,18 @@
                 <w:bCs/>
               </w:rPr>
             </w:pPr>
-            <w:proofErr w:type="spellStart"/>
-            <w:r>
-              <w:rPr>
-                <w:b/>
-                <w:bCs/>
-              </w:rPr>
-              <w:t>IdleRequestPersistence</w:t>
-            </w:r>
-            <w:proofErr w:type="spellEnd"/>
+            <w:hyperlink r:id="rId18" w:history="1">
+              <w:proofErr w:type="spellStart"/>
+              <w:r>
+                <w:rPr>
+                  <w:rStyle w:val="Hyperlink"/>
+                  <w:b/>
+                  <w:bCs/>
+                </w:rPr>
+                <w:t>IdleRequestPersistence</w:t>
+              </w:r>
+              <w:proofErr w:type="spellEnd"/>
+            </w:hyperlink>
           </w:p>
           <w:p>
             <w:pPr>
@@ -2156,6 +2224,7 @@
   <w:style w:type="character" w:default="1" w:styleId="DefaultParagraphFont">
     <w:name w:val="Default Paragraph Font"/>
     <w:uiPriority w:val="1"/>
+    <w:semiHidden/>
     <w:unhideWhenUsed/>
   </w:style>
   <w:style w:type="table" w:default="1" w:styleId="TableNormal">

--- a/Evidence/TempDataAndSession_KeyLifetimeValidationReport.docx
+++ b/Evidence/TempDataAndSession_KeyLifetimeValidationReport.docx
@@ -498,11 +498,19 @@
           </w:tcPr>
           <w:p>
             <w:r>
-              <w:t xml:space="preserve">After duplicate subscriptions are corrected to use distinct keys, each component's value can be read back </w:t>
+              <w:t xml:space="preserve">Assigning null to a bound property means the next reader displays no value. Record key presence </w:t>
             </w:r>
             <w:r>
               <w:lastRenderedPageBreak/>
-              <w:t>without being replaced by the other.</w:t>
+              <w:t xml:space="preserve">separately if comparing removal with </w:t>
+            </w:r>
+            <w:proofErr w:type="gramStart"/>
+            <w:r>
+              <w:t>a stored</w:t>
+            </w:r>
+            <w:proofErr w:type="gramEnd"/>
+            <w:r>
+              <w:t xml:space="preserve"> null.</w:t>
             </w:r>
           </w:p>
         </w:tc>
@@ -1055,6 +1063,7 @@
           </w:tcPr>
           <w:p>
             <w:r>
+              <w:lastRenderedPageBreak/>
               <w:t>9</w:t>
             </w:r>
           </w:p>
@@ -1069,7 +1078,6 @@
             </w:r>
             <w:proofErr w:type="gramStart"/>
             <w:r>
-              <w:lastRenderedPageBreak/>
               <w:t>one</w:t>
             </w:r>
             <w:proofErr w:type="gramEnd"/>
@@ -1094,7 +1102,6 @@
                 <w:b/>
                 <w:bCs/>
               </w:rPr>
-              <w:lastRenderedPageBreak/>
               <w:t>Static SSR</w:t>
             </w:r>
           </w:p>
@@ -2580,6 +2587,18 @@
       <w:shd w:val="clear" w:color="auto" w:fill="E1DFDD"/>
     </w:rPr>
   </w:style>
+  <w:style w:type="character" w:styleId="FollowedHyperlink">
+    <w:name w:val="FollowedHyperlink"/>
+    <w:basedOn w:val="DefaultParagraphFont"/>
+    <w:uiPriority w:val="99"/>
+    <w:semiHidden/>
+    <w:unhideWhenUsed/>
+    <w:rsid w:val="00D37A91"/>
+    <w:rPr>
+      <w:color w:val="96607D" w:themeColor="followedHyperlink"/>
+      <w:u w:val="single"/>
+    </w:rPr>
+  </w:style>
 </w:styles>
 </file>
 

--- a/Evidence/TempDataAndSession_KeyLifetimeValidationReport.docx
+++ b/Evidence/TempDataAndSession_KeyLifetimeValidationReport.docx
@@ -457,12 +457,6 @@
             <w:tcW w:w="3330" w:type="dxa"/>
           </w:tcPr>
           <w:p>
-            <w:pPr>
-              <w:rPr>
-                <w:b/>
-                <w:bCs/>
-              </w:rPr>
-            </w:pPr>
             <w:hyperlink r:id="rId8" w:history="1">
               <w:proofErr w:type="spellStart"/>
               <w:r>
@@ -475,6 +469,111 @@
               </w:r>
               <w:proofErr w:type="spellEnd"/>
             </w:hyperlink>
+            <w:r>
+              <w:t xml:space="preserve">  </w:t>
+            </w:r>
+          </w:p>
+          <w:p>
+            <w:pPr>
+              <w:rPr>
+                <w:b/>
+                <w:bCs/>
+              </w:rPr>
+            </w:pPr>
+          </w:p>
+          <w:p>
+            <w:pPr>
+              <w:rPr>
+                <w:b/>
+                <w:bCs/>
+              </w:rPr>
+            </w:pPr>
+            <w:r>
+              <w:rPr>
+                <w:b/>
+                <w:bCs/>
+              </w:rPr>
+              <w:t>Console Error Log Files</w:t>
+            </w:r>
+          </w:p>
+          <w:p>
+            <w:hyperlink r:id="rId9" w:history="1">
+              <w:proofErr w:type="spellStart"/>
+              <w:r>
+                <w:rPr>
+                  <w:rStyle w:val="Hyperlink"/>
+                </w:rPr>
+                <w:t>DuplicateSessionErrorLog</w:t>
+              </w:r>
+              <w:proofErr w:type="spellEnd"/>
+            </w:hyperlink>
+          </w:p>
+          <w:p>
+            <w:hyperlink r:id="rId10" w:history="1">
+              <w:proofErr w:type="spellStart"/>
+              <w:r>
+                <w:rPr>
+                  <w:rStyle w:val="Hyperlink"/>
+                </w:rPr>
+                <w:t>DuplicateTempDataErrorLog</w:t>
+              </w:r>
+              <w:proofErr w:type="spellEnd"/>
+            </w:hyperlink>
+          </w:p>
+          <w:p/>
+          <w:p>
+            <w:pPr>
+              <w:rPr>
+                <w:b/>
+                <w:bCs/>
+              </w:rPr>
+            </w:pPr>
+            <w:r>
+              <w:rPr>
+                <w:b/>
+                <w:bCs/>
+              </w:rPr>
+              <w:t>Error Images</w:t>
+            </w:r>
+          </w:p>
+          <w:p>
+            <w:hyperlink r:id="rId11" w:history="1">
+              <w:r>
+                <w:rPr>
+                  <w:rStyle w:val="Hyperlink"/>
+                </w:rPr>
+                <w:t>Session Key Conflict Error</w:t>
+              </w:r>
+            </w:hyperlink>
+            <w:r>
+              <w:t xml:space="preserve"> </w:t>
+            </w:r>
+          </w:p>
+          <w:p>
+            <w:hyperlink r:id="rId12" w:history="1">
+              <w:proofErr w:type="spellStart"/>
+              <w:r>
+                <w:rPr>
+                  <w:rStyle w:val="Hyperlink"/>
+                </w:rPr>
+                <w:t>TempData</w:t>
+              </w:r>
+              <w:proofErr w:type="spellEnd"/>
+              <w:r>
+                <w:rPr>
+                  <w:rStyle w:val="Hyperlink"/>
+                </w:rPr>
+                <w:t xml:space="preserve"> Key Conflict Error</w:t>
+              </w:r>
+            </w:hyperlink>
+          </w:p>
+          <w:p>
+            <w:pPr>
+              <w:rPr>
+                <w:b/>
+                <w:bCs/>
+              </w:rPr>
+            </w:pPr>
           </w:p>
         </w:tc>
       </w:tr>
@@ -498,11 +597,11 @@
           </w:tcPr>
           <w:p>
             <w:r>
-              <w:t xml:space="preserve">Assigning null to a bound property means the next reader displays no value. Record key presence </w:t>
+              <w:t xml:space="preserve">Assigning null to a bound property means the next </w:t>
             </w:r>
             <w:r>
               <w:lastRenderedPageBreak/>
-              <w:t xml:space="preserve">separately if comparing removal with </w:t>
+              <w:t xml:space="preserve">reader displays no value. Record key presence separately if comparing removal with </w:t>
             </w:r>
             <w:proofErr w:type="gramStart"/>
             <w:r>
@@ -566,7 +665,7 @@
                 <w:bCs/>
               </w:rPr>
             </w:pPr>
-            <w:hyperlink r:id="rId9" w:history="1">
+            <w:hyperlink r:id="rId13" w:history="1">
               <w:proofErr w:type="spellStart"/>
               <w:r>
                 <w:rPr>
@@ -656,7 +755,7 @@
                 <w:bCs/>
               </w:rPr>
             </w:pPr>
-            <w:hyperlink r:id="rId10" w:history="1">
+            <w:hyperlink r:id="rId14" w:history="1">
               <w:proofErr w:type="spellStart"/>
               <w:r>
                 <w:rPr>
@@ -762,7 +861,7 @@
                 <w:bCs/>
               </w:rPr>
             </w:pPr>
-            <w:hyperlink r:id="rId11" w:history="1">
+            <w:hyperlink r:id="rId15" w:history="1">
               <w:proofErr w:type="spellStart"/>
               <w:r>
                 <w:rPr>
@@ -860,7 +959,7 @@
                 <w:bCs/>
               </w:rPr>
             </w:pPr>
-            <w:hyperlink r:id="rId12" w:history="1">
+            <w:hyperlink r:id="rId16" w:history="1">
               <w:r>
                 <w:rPr>
                   <w:rStyle w:val="Hyperlink"/>
@@ -948,7 +1047,7 @@
                 <w:bCs/>
               </w:rPr>
             </w:pPr>
-            <w:hyperlink r:id="rId13" w:history="1">
+            <w:hyperlink r:id="rId17" w:history="1">
               <w:proofErr w:type="spellStart"/>
               <w:r>
                 <w:rPr>
@@ -983,7 +1082,11 @@
           </w:tcPr>
           <w:p>
             <w:r>
-              <w:t>Read a value through a second component that uses the same key under a different property name.</w:t>
+              <w:t xml:space="preserve">Read a value through a second component that uses the same key </w:t>
+            </w:r>
+            <w:r>
+              <w:lastRenderedPageBreak/>
+              <w:t>under a different property name.</w:t>
             </w:r>
           </w:p>
         </w:tc>
@@ -1003,6 +1106,7 @@
                 <w:b/>
                 <w:bCs/>
               </w:rPr>
+              <w:lastRenderedPageBreak/>
               <w:t>Static SSR</w:t>
             </w:r>
           </w:p>
@@ -1038,7 +1142,7 @@
                 <w:bCs/>
               </w:rPr>
             </w:pPr>
-            <w:hyperlink r:id="rId14" w:history="1">
+            <w:hyperlink r:id="rId18" w:history="1">
               <w:proofErr w:type="spellStart"/>
               <w:r>
                 <w:rPr>
@@ -1063,7 +1167,6 @@
           </w:tcPr>
           <w:p>
             <w:r>
-              <w:lastRenderedPageBreak/>
               <w:t>9</w:t>
             </w:r>
           </w:p>
@@ -1137,7 +1240,7 @@
                 <w:bCs/>
               </w:rPr>
             </w:pPr>
-            <w:hyperlink r:id="rId15" w:history="1">
+            <w:hyperlink r:id="rId19" w:history="1">
               <w:proofErr w:type="spellStart"/>
               <w:r>
                 <w:rPr>
@@ -1227,7 +1330,7 @@
                 <w:bCs/>
               </w:rPr>
             </w:pPr>
-            <w:hyperlink r:id="rId16" w:history="1">
+            <w:hyperlink r:id="rId20" w:history="1">
               <w:proofErr w:type="spellStart"/>
               <w:r>
                 <w:rPr>
@@ -1325,7 +1428,7 @@
                 <w:bCs/>
               </w:rPr>
             </w:pPr>
-            <w:hyperlink r:id="rId17" w:history="1">
+            <w:hyperlink r:id="rId21" w:history="1">
               <w:proofErr w:type="spellStart"/>
               <w:r>
                 <w:rPr>
@@ -1430,7 +1533,7 @@
                 <w:bCs/>
               </w:rPr>
             </w:pPr>
-            <w:hyperlink r:id="rId18" w:history="1">
+            <w:hyperlink r:id="rId22" w:history="1">
               <w:proofErr w:type="spellStart"/>
               <w:r>
                 <w:rPr>

--- a/Evidence/TempDataAndSession_KeyLifetimeValidationReport.docx
+++ b/Evidence/TempDataAndSession_KeyLifetimeValidationReport.docx
@@ -601,15 +601,7 @@
             </w:r>
             <w:r>
               <w:lastRenderedPageBreak/>
-              <w:t xml:space="preserve">reader displays no value. Record key presence separately if comparing removal with </w:t>
-            </w:r>
-            <w:proofErr w:type="gramStart"/>
-            <w:r>
-              <w:t>a stored</w:t>
-            </w:r>
-            <w:proofErr w:type="gramEnd"/>
-            <w:r>
-              <w:t xml:space="preserve"> null.</w:t>
+              <w:t>reader displays no value. Record key presence separately if comparing removal with a stored null.</w:t>
             </w:r>
           </w:p>
         </w:tc>
@@ -790,23 +782,7 @@
           </w:tcPr>
           <w:p>
             <w:r>
-              <w:t xml:space="preserve">Within </w:t>
-            </w:r>
-            <w:proofErr w:type="gramStart"/>
-            <w:r>
-              <w:t>the session</w:t>
-            </w:r>
-            <w:proofErr w:type="gramEnd"/>
-            <w:r>
-              <w:t xml:space="preserve"> lifetime, a page that neither declares nor accesses </w:t>
-            </w:r>
-            <w:proofErr w:type="gramStart"/>
-            <w:r>
-              <w:t>the properties</w:t>
-            </w:r>
-            <w:proofErr w:type="gramEnd"/>
-            <w:r>
-              <w:t xml:space="preserve"> does not consume their stored values.</w:t>
+              <w:t>Within the session lifetime, a page that neither declares nor accesses the properties does not consume their stored values.</w:t>
             </w:r>
           </w:p>
         </w:tc>
@@ -896,15 +872,7 @@
           </w:tcPr>
           <w:p>
             <w:r>
-              <w:t xml:space="preserve">Set the values, then load the displaying page twice in a row without setting anything </w:t>
-            </w:r>
-            <w:proofErr w:type="gramStart"/>
-            <w:r>
-              <w:t>in between, and</w:t>
-            </w:r>
-            <w:proofErr w:type="gramEnd"/>
-            <w:r>
-              <w:t xml:space="preserve"> note for each attribute which load still shows the value.</w:t>
+              <w:t>Set the values, then load the displaying page twice in a row without setting anything in between, and note for each attribute which load still shows the value.</w:t>
             </w:r>
           </w:p>
         </w:tc>
@@ -1177,15 +1145,7 @@
           </w:tcPr>
           <w:p>
             <w:r>
-              <w:t xml:space="preserve">Compare an explicit key against </w:t>
-            </w:r>
-            <w:proofErr w:type="gramStart"/>
-            <w:r>
-              <w:t>one</w:t>
-            </w:r>
-            <w:proofErr w:type="gramEnd"/>
-            <w:r>
-              <w:t xml:space="preserve"> defaulted from the property name; then change only the case of the explicit key.</w:t>
+              <w:t>Compare an explicit key against one defaulted from the property name; then change only the case of the explicit key.</w:t>
             </w:r>
           </w:p>
         </w:tc>
@@ -1556,8 +1516,294 @@
           </w:p>
         </w:tc>
       </w:tr>
+      <w:tr>
+        <w:trPr>
+          <w:trHeight w:val="427"/>
+        </w:trPr>
+        <w:tc>
+          <w:tcPr>
+            <w:tcW w:w="785" w:type="dxa"/>
+          </w:tcPr>
+          <w:p>
+            <w:r>
+              <w:t>13</w:t>
+            </w:r>
+          </w:p>
+        </w:tc>
+        <w:tc>
+          <w:tcPr>
+            <w:tcW w:w="2185" w:type="dxa"/>
+          </w:tcPr>
+          <w:p>
+            <w:r>
+              <w:t>This scenario verifies that values assigned to [</w:t>
+            </w:r>
+            <w:proofErr w:type="spellStart"/>
+            <w:r>
+              <w:t>SupplyParameterFromTempData</w:t>
+            </w:r>
+            <w:proofErr w:type="spellEnd"/>
+            <w:r>
+              <w:t>] and [</w:t>
+            </w:r>
+            <w:proofErr w:type="spellStart"/>
+            <w:r>
+              <w:t>SupplyParameterFromSession</w:t>
+            </w:r>
+            <w:proofErr w:type="spellEnd"/>
+            <w:r>
+              <w:t>] properties remain unchanged across three consecutive display requests.</w:t>
+            </w:r>
+          </w:p>
+        </w:tc>
+        <w:tc>
+          <w:tcPr>
+            <w:tcW w:w="1350" w:type="dxa"/>
+          </w:tcPr>
+          <w:p>
+            <w:pPr>
+              <w:rPr>
+                <w:b/>
+                <w:bCs/>
+              </w:rPr>
+            </w:pPr>
+            <w:r>
+              <w:rPr>
+                <w:b/>
+                <w:bCs/>
+              </w:rPr>
+              <w:t>Static SSR</w:t>
+            </w:r>
+          </w:p>
+        </w:tc>
+        <w:tc>
+          <w:tcPr>
+            <w:tcW w:w="1440" w:type="dxa"/>
+          </w:tcPr>
+          <w:p>
+            <w:pPr>
+              <w:rPr>
+                <w:b/>
+                <w:bCs/>
+              </w:rPr>
+            </w:pPr>
+            <w:r>
+              <w:rPr>
+                <w:b/>
+                <w:bCs/>
+              </w:rPr>
+              <w:t>Pass</w:t>
+            </w:r>
+          </w:p>
+        </w:tc>
+        <w:tc>
+          <w:tcPr>
+            <w:tcW w:w="3330" w:type="dxa"/>
+          </w:tcPr>
+          <w:p>
+            <w:hyperlink r:id="rId23" w:history="1">
+              <w:proofErr w:type="spellStart"/>
+              <w:r>
+                <w:rPr>
+                  <w:rStyle w:val="Hyperlink"/>
+                </w:rPr>
+                <w:t>ValuesRetainedAcrossThreeDirectRequests</w:t>
+              </w:r>
+              <w:proofErr w:type="spellEnd"/>
+            </w:hyperlink>
+          </w:p>
+        </w:tc>
+      </w:tr>
+      <w:tr>
+        <w:trPr>
+          <w:trHeight w:val="427"/>
+        </w:trPr>
+        <w:tc>
+          <w:tcPr>
+            <w:tcW w:w="785" w:type="dxa"/>
+          </w:tcPr>
+          <w:p>
+            <w:r>
+              <w:t>14</w:t>
+            </w:r>
+          </w:p>
+        </w:tc>
+        <w:tc>
+          <w:tcPr>
+            <w:tcW w:w="2185" w:type="dxa"/>
+          </w:tcPr>
+          <w:p>
+            <w:r>
+              <w:t xml:space="preserve">Record the lowercase and uppercase explicit keys and resulting </w:t>
+            </w:r>
+            <w:r>
+              <w:lastRenderedPageBreak/>
+              <w:t xml:space="preserve">values separately for </w:t>
+            </w:r>
+            <w:proofErr w:type="spellStart"/>
+            <w:r>
+              <w:t>SupplyParameterFromTempData</w:t>
+            </w:r>
+            <w:proofErr w:type="spellEnd"/>
+            <w:r>
+              <w:t xml:space="preserve"> and </w:t>
+            </w:r>
+            <w:proofErr w:type="spellStart"/>
+            <w:r>
+              <w:t>SupplyParameterFromSession</w:t>
+            </w:r>
+            <w:proofErr w:type="spellEnd"/>
+            <w:r>
+              <w:t>.</w:t>
+            </w:r>
+          </w:p>
+        </w:tc>
+        <w:tc>
+          <w:tcPr>
+            <w:tcW w:w="1350" w:type="dxa"/>
+          </w:tcPr>
+          <w:p>
+            <w:pPr>
+              <w:rPr>
+                <w:b/>
+                <w:bCs/>
+              </w:rPr>
+            </w:pPr>
+            <w:r>
+              <w:rPr>
+                <w:b/>
+                <w:bCs/>
+              </w:rPr>
+              <w:lastRenderedPageBreak/>
+              <w:t>Static SSR</w:t>
+            </w:r>
+          </w:p>
+        </w:tc>
+        <w:tc>
+          <w:tcPr>
+            <w:tcW w:w="1440" w:type="dxa"/>
+          </w:tcPr>
+          <w:p>
+            <w:pPr>
+              <w:rPr>
+                <w:b/>
+                <w:bCs/>
+              </w:rPr>
+            </w:pPr>
+            <w:r>
+              <w:rPr>
+                <w:b/>
+                <w:bCs/>
+              </w:rPr>
+              <w:t>Pass</w:t>
+            </w:r>
+          </w:p>
+        </w:tc>
+        <w:tc>
+          <w:tcPr>
+            <w:tcW w:w="3330" w:type="dxa"/>
+          </w:tcPr>
+          <w:p>
+            <w:hyperlink r:id="rId24" w:history="1">
+              <w:r>
+                <w:rPr>
+                  <w:rStyle w:val="Hyperlink"/>
+                </w:rPr>
+                <w:t>Case-only key comparison</w:t>
+              </w:r>
+            </w:hyperlink>
+          </w:p>
+        </w:tc>
+      </w:tr>
     </w:tbl>
     <w:p/>
+    <w:p>
+      <w:pPr>
+        <w:rPr>
+          <w:b/>
+          <w:bCs/>
+        </w:rPr>
+      </w:pPr>
+      <w:r>
+        <w:rPr>
+          <w:b/>
+          <w:bCs/>
+        </w:rPr>
+        <w:t>Documentation references</w:t>
+      </w:r>
+    </w:p>
+    <w:p>
+      <w:pPr>
+        <w:numPr>
+          <w:ilvl w:val="0"/>
+          <w:numId w:val="2"/>
+        </w:numPr>
+      </w:pPr>
+      <w:hyperlink r:id="rId25" w:history="1">
+        <w:r>
+          <w:rPr>
+            <w:rStyle w:val="Hyperlink"/>
+          </w:rPr>
+          <w:t>ASP.NET Core Blazor server-side state management</w:t>
+        </w:r>
+      </w:hyperlink>
+    </w:p>
+    <w:p>
+      <w:pPr>
+        <w:numPr>
+          <w:ilvl w:val="0"/>
+          <w:numId w:val="2"/>
+        </w:numPr>
+      </w:pPr>
+      <w:hyperlink r:id="rId26" w:anchor="temporary-data-persistence" w:history="1">
+        <w:r>
+          <w:rPr>
+            <w:rStyle w:val="Hyperlink"/>
+          </w:rPr>
+          <w:t>Temporary data persistence</w:t>
+        </w:r>
+      </w:hyperlink>
+    </w:p>
+    <w:p>
+      <w:pPr>
+        <w:numPr>
+          <w:ilvl w:val="0"/>
+          <w:numId w:val="2"/>
+        </w:numPr>
+      </w:pPr>
+      <w:hyperlink r:id="rId27" w:history="1">
+        <w:r>
+          <w:rPr>
+            <w:rStyle w:val="Hyperlink"/>
+          </w:rPr>
+          <w:t>Session and state management in ASP.NET Core</w:t>
+        </w:r>
+      </w:hyperlink>
+    </w:p>
+    <w:p>
+      <w:pPr>
+        <w:numPr>
+          <w:ilvl w:val="0"/>
+          <w:numId w:val="2"/>
+        </w:numPr>
+      </w:pPr>
+      <w:hyperlink r:id="rId28" w:anchor="tempdata" w:history="1">
+        <w:proofErr w:type="spellStart"/>
+        <w:r>
+          <w:rPr>
+            <w:rStyle w:val="Hyperlink"/>
+          </w:rPr>
+          <w:t>TempData</w:t>
+        </w:r>
+        <w:proofErr w:type="spellEnd"/>
+        <w:r>
+          <w:rPr>
+            <w:rStyle w:val="Hyperlink"/>
+          </w:rPr>
+          <w:t xml:space="preserve"> in ASP.NET Core</w:t>
+        </w:r>
+      </w:hyperlink>
+    </w:p>
     <w:p/>
     <w:p/>
     <w:p/>
@@ -1724,8 +1970,160 @@
       </w:rPr>
     </w:lvl>
   </w:abstractNum>
+  <w:abstractNum w:abstractNumId="1" w15:restartNumberingAfterBreak="0">
+    <w:nsid w:val="77512CD8"/>
+    <w:multiLevelType w:val="multilevel"/>
+    <w:tmpl w:val="2F427908"/>
+    <w:lvl w:ilvl="0">
+      <w:start w:val="1"/>
+      <w:numFmt w:val="bullet"/>
+      <w:lvlText w:val=""/>
+      <w:lvlJc w:val="left"/>
+      <w:pPr>
+        <w:tabs>
+          <w:tab w:val="num" w:pos="720"/>
+        </w:tabs>
+        <w:ind w:left="720" w:hanging="360"/>
+      </w:pPr>
+      <w:rPr>
+        <w:rFonts w:ascii="Symbol" w:hAnsi="Symbol" w:hint="default"/>
+        <w:sz w:val="20"/>
+      </w:rPr>
+    </w:lvl>
+    <w:lvl w:ilvl="1" w:tentative="1">
+      <w:start w:val="1"/>
+      <w:numFmt w:val="bullet"/>
+      <w:lvlText w:val="o"/>
+      <w:lvlJc w:val="left"/>
+      <w:pPr>
+        <w:tabs>
+          <w:tab w:val="num" w:pos="1440"/>
+        </w:tabs>
+        <w:ind w:left="1440" w:hanging="360"/>
+      </w:pPr>
+      <w:rPr>
+        <w:rFonts w:ascii="Courier New" w:hAnsi="Courier New" w:hint="default"/>
+        <w:sz w:val="20"/>
+      </w:rPr>
+    </w:lvl>
+    <w:lvl w:ilvl="2" w:tentative="1">
+      <w:start w:val="1"/>
+      <w:numFmt w:val="bullet"/>
+      <w:lvlText w:val=""/>
+      <w:lvlJc w:val="left"/>
+      <w:pPr>
+        <w:tabs>
+          <w:tab w:val="num" w:pos="2160"/>
+        </w:tabs>
+        <w:ind w:left="2160" w:hanging="360"/>
+      </w:pPr>
+      <w:rPr>
+        <w:rFonts w:ascii="Wingdings" w:hAnsi="Wingdings" w:hint="default"/>
+        <w:sz w:val="20"/>
+      </w:rPr>
+    </w:lvl>
+    <w:lvl w:ilvl="3" w:tentative="1">
+      <w:start w:val="1"/>
+      <w:numFmt w:val="bullet"/>
+      <w:lvlText w:val=""/>
+      <w:lvlJc w:val="left"/>
+      <w:pPr>
+        <w:tabs>
+          <w:tab w:val="num" w:pos="2880"/>
+        </w:tabs>
+        <w:ind w:left="2880" w:hanging="360"/>
+      </w:pPr>
+      <w:rPr>
+        <w:rFonts w:ascii="Wingdings" w:hAnsi="Wingdings" w:hint="default"/>
+        <w:sz w:val="20"/>
+      </w:rPr>
+    </w:lvl>
+    <w:lvl w:ilvl="4" w:tentative="1">
+      <w:start w:val="1"/>
+      <w:numFmt w:val="bullet"/>
+      <w:lvlText w:val=""/>
+      <w:lvlJc w:val="left"/>
+      <w:pPr>
+        <w:tabs>
+          <w:tab w:val="num" w:pos="3600"/>
+        </w:tabs>
+        <w:ind w:left="3600" w:hanging="360"/>
+      </w:pPr>
+      <w:rPr>
+        <w:rFonts w:ascii="Wingdings" w:hAnsi="Wingdings" w:hint="default"/>
+        <w:sz w:val="20"/>
+      </w:rPr>
+    </w:lvl>
+    <w:lvl w:ilvl="5" w:tentative="1">
+      <w:start w:val="1"/>
+      <w:numFmt w:val="bullet"/>
+      <w:lvlText w:val=""/>
+      <w:lvlJc w:val="left"/>
+      <w:pPr>
+        <w:tabs>
+          <w:tab w:val="num" w:pos="4320"/>
+        </w:tabs>
+        <w:ind w:left="4320" w:hanging="360"/>
+      </w:pPr>
+      <w:rPr>
+        <w:rFonts w:ascii="Wingdings" w:hAnsi="Wingdings" w:hint="default"/>
+        <w:sz w:val="20"/>
+      </w:rPr>
+    </w:lvl>
+    <w:lvl w:ilvl="6" w:tentative="1">
+      <w:start w:val="1"/>
+      <w:numFmt w:val="bullet"/>
+      <w:lvlText w:val=""/>
+      <w:lvlJc w:val="left"/>
+      <w:pPr>
+        <w:tabs>
+          <w:tab w:val="num" w:pos="5040"/>
+        </w:tabs>
+        <w:ind w:left="5040" w:hanging="360"/>
+      </w:pPr>
+      <w:rPr>
+        <w:rFonts w:ascii="Wingdings" w:hAnsi="Wingdings" w:hint="default"/>
+        <w:sz w:val="20"/>
+      </w:rPr>
+    </w:lvl>
+    <w:lvl w:ilvl="7" w:tentative="1">
+      <w:start w:val="1"/>
+      <w:numFmt w:val="bullet"/>
+      <w:lvlText w:val=""/>
+      <w:lvlJc w:val="left"/>
+      <w:pPr>
+        <w:tabs>
+          <w:tab w:val="num" w:pos="5760"/>
+        </w:tabs>
+        <w:ind w:left="5760" w:hanging="360"/>
+      </w:pPr>
+      <w:rPr>
+        <w:rFonts w:ascii="Wingdings" w:hAnsi="Wingdings" w:hint="default"/>
+        <w:sz w:val="20"/>
+      </w:rPr>
+    </w:lvl>
+    <w:lvl w:ilvl="8" w:tentative="1">
+      <w:start w:val="1"/>
+      <w:numFmt w:val="bullet"/>
+      <w:lvlText w:val=""/>
+      <w:lvlJc w:val="left"/>
+      <w:pPr>
+        <w:tabs>
+          <w:tab w:val="num" w:pos="6480"/>
+        </w:tabs>
+        <w:ind w:left="6480" w:hanging="360"/>
+      </w:pPr>
+      <w:rPr>
+        <w:rFonts w:ascii="Wingdings" w:hAnsi="Wingdings" w:hint="default"/>
+        <w:sz w:val="20"/>
+      </w:rPr>
+    </w:lvl>
+  </w:abstractNum>
   <w:num w:numId="1" w16cid:durableId="1021667644">
     <w:abstractNumId w:val="0"/>
+  </w:num>
+  <w:num w:numId="2" w16cid:durableId="1279679627">
+    <w:abstractNumId w:val="1"/>
   </w:num>
 </w:numbering>
 </file>
@@ -2334,7 +2732,6 @@
   <w:style w:type="character" w:default="1" w:styleId="DefaultParagraphFont">
     <w:name w:val="Default Paragraph Font"/>
     <w:uiPriority w:val="1"/>
-    <w:semiHidden/>
     <w:unhideWhenUsed/>
   </w:style>
   <w:style w:type="table" w:default="1" w:styleId="TableNormal">

--- a/Evidence/TempDataAndSession_KeyLifetimeValidationReport.docx
+++ b/Evidence/TempDataAndSession_KeyLifetimeValidationReport.docx
@@ -78,6 +78,35 @@
       <w:r>
         <w:t>11.0.0-rc.1.26425.128</w:t>
       </w:r>
+      <w:r>
+        <w:t xml:space="preserve"> </w:t>
+      </w:r>
+    </w:p>
+    <w:p>
+      <w:r>
+        <w:rPr>
+          <w:b/>
+          <w:bCs/>
+        </w:rPr>
+        <w:t>Tested commit SHA</w:t>
+      </w:r>
+      <w:r>
+        <w:t>:</w:t>
+      </w:r>
+      <w:r>
+        <w:t xml:space="preserve"> </w:t>
+      </w:r>
+      <w:hyperlink r:id="rId6" w:history="1">
+        <w:r>
+          <w:rPr>
+            <w:rStyle w:val="Hyperlink"/>
+          </w:rPr>
+          <w:t>02d0de1a5c83f778d4a41682827aedd9bb38a8ff</w:t>
+        </w:r>
+      </w:hyperlink>
+      <w:r>
+        <w:t xml:space="preserve"> </w:t>
+      </w:r>
     </w:p>
     <w:p>
       <w:r>
@@ -158,7 +187,7 @@
       <w:r>
         <w:t xml:space="preserve"> </w:t>
       </w:r>
-      <w:hyperlink r:id="rId6" w:history="1">
+      <w:hyperlink r:id="rId7" w:history="1">
         <w:r>
           <w:rPr>
             <w:rStyle w:val="Hyperlink"/>
@@ -365,7 +394,7 @@
                 <w:bCs/>
               </w:rPr>
             </w:pPr>
-            <w:hyperlink r:id="rId7" w:history="1">
+            <w:hyperlink r:id="rId8" w:history="1">
               <w:proofErr w:type="spellStart"/>
               <w:r>
                 <w:rPr>
@@ -457,7 +486,7 @@
             <w:tcW w:w="3330" w:type="dxa"/>
           </w:tcPr>
           <w:p>
-            <w:hyperlink r:id="rId8" w:history="1">
+            <w:hyperlink r:id="rId9" w:history="1">
               <w:proofErr w:type="spellStart"/>
               <w:r>
                 <w:rPr>
@@ -497,7 +526,7 @@
             </w:r>
           </w:p>
           <w:p>
-            <w:hyperlink r:id="rId9" w:history="1">
+            <w:hyperlink r:id="rId10" w:history="1">
               <w:proofErr w:type="spellStart"/>
               <w:r>
                 <w:rPr>
@@ -509,7 +538,7 @@
             </w:hyperlink>
           </w:p>
           <w:p>
-            <w:hyperlink r:id="rId10" w:history="1">
+            <w:hyperlink r:id="rId11" w:history="1">
               <w:proofErr w:type="spellStart"/>
               <w:r>
                 <w:rPr>
@@ -537,7 +566,7 @@
             </w:r>
           </w:p>
           <w:p>
-            <w:hyperlink r:id="rId11" w:history="1">
+            <w:hyperlink r:id="rId12" w:history="1">
               <w:r>
                 <w:rPr>
                   <w:rStyle w:val="Hyperlink"/>
@@ -550,7 +579,7 @@
             </w:r>
           </w:p>
           <w:p>
-            <w:hyperlink r:id="rId12" w:history="1">
+            <w:hyperlink r:id="rId13" w:history="1">
               <w:proofErr w:type="spellStart"/>
               <w:r>
                 <w:rPr>
@@ -587,6 +616,7 @@
           </w:tcPr>
           <w:p>
             <w:r>
+              <w:lastRenderedPageBreak/>
               <w:t>3</w:t>
             </w:r>
           </w:p>
@@ -597,11 +627,15 @@
           </w:tcPr>
           <w:p>
             <w:r>
-              <w:t xml:space="preserve">Assigning null to a bound property means the next </w:t>
-            </w:r>
-            <w:r>
-              <w:lastRenderedPageBreak/>
-              <w:t>reader displays no value. Record key presence separately if comparing removal with a stored null.</w:t>
+              <w:t xml:space="preserve">Assigning null to a bound property means the next reader displays no value. Record key presence separately if comparing removal with </w:t>
+            </w:r>
+            <w:proofErr w:type="gramStart"/>
+            <w:r>
+              <w:t>a stored</w:t>
+            </w:r>
+            <w:proofErr w:type="gramEnd"/>
+            <w:r>
+              <w:t xml:space="preserve"> null.</w:t>
             </w:r>
           </w:p>
         </w:tc>
@@ -621,7 +655,6 @@
                 <w:b/>
                 <w:bCs/>
               </w:rPr>
-              <w:lastRenderedPageBreak/>
               <w:t>Static SSR</w:t>
             </w:r>
           </w:p>
@@ -657,7 +690,7 @@
                 <w:bCs/>
               </w:rPr>
             </w:pPr>
-            <w:hyperlink r:id="rId13" w:history="1">
+            <w:hyperlink r:id="rId14" w:history="1">
               <w:proofErr w:type="spellStart"/>
               <w:r>
                 <w:rPr>
@@ -747,7 +780,7 @@
                 <w:bCs/>
               </w:rPr>
             </w:pPr>
-            <w:hyperlink r:id="rId14" w:history="1">
+            <w:hyperlink r:id="rId15" w:history="1">
               <w:proofErr w:type="spellStart"/>
               <w:r>
                 <w:rPr>
@@ -782,7 +815,23 @@
           </w:tcPr>
           <w:p>
             <w:r>
-              <w:t>Within the session lifetime, a page that neither declares nor accesses the properties does not consume their stored values.</w:t>
+              <w:t xml:space="preserve">Within </w:t>
+            </w:r>
+            <w:proofErr w:type="gramStart"/>
+            <w:r>
+              <w:t>the session</w:t>
+            </w:r>
+            <w:proofErr w:type="gramEnd"/>
+            <w:r>
+              <w:t xml:space="preserve"> lifetime, a page that neither declares nor accesses </w:t>
+            </w:r>
+            <w:proofErr w:type="gramStart"/>
+            <w:r>
+              <w:t>the properties</w:t>
+            </w:r>
+            <w:proofErr w:type="gramEnd"/>
+            <w:r>
+              <w:t xml:space="preserve"> does not consume their stored values.</w:t>
             </w:r>
           </w:p>
         </w:tc>
@@ -837,7 +886,7 @@
                 <w:bCs/>
               </w:rPr>
             </w:pPr>
-            <w:hyperlink r:id="rId15" w:history="1">
+            <w:hyperlink r:id="rId16" w:history="1">
               <w:proofErr w:type="spellStart"/>
               <w:r>
                 <w:rPr>
@@ -872,7 +921,15 @@
           </w:tcPr>
           <w:p>
             <w:r>
-              <w:t>Set the values, then load the displaying page twice in a row without setting anything in between, and note for each attribute which load still shows the value.</w:t>
+              <w:t xml:space="preserve">Set the values, then load the displaying page twice in a row without setting anything </w:t>
+            </w:r>
+            <w:proofErr w:type="gramStart"/>
+            <w:r>
+              <w:t>in between, and</w:t>
+            </w:r>
+            <w:proofErr w:type="gramEnd"/>
+            <w:r>
+              <w:t xml:space="preserve"> note for each attribute which load still shows the value.</w:t>
             </w:r>
           </w:p>
         </w:tc>
@@ -927,7 +984,7 @@
                 <w:bCs/>
               </w:rPr>
             </w:pPr>
-            <w:hyperlink r:id="rId16" w:history="1">
+            <w:hyperlink r:id="rId17" w:history="1">
               <w:r>
                 <w:rPr>
                   <w:rStyle w:val="Hyperlink"/>
@@ -1015,7 +1072,7 @@
                 <w:bCs/>
               </w:rPr>
             </w:pPr>
-            <w:hyperlink r:id="rId17" w:history="1">
+            <w:hyperlink r:id="rId18" w:history="1">
               <w:proofErr w:type="spellStart"/>
               <w:r>
                 <w:rPr>
@@ -1040,6 +1097,7 @@
           </w:tcPr>
           <w:p>
             <w:r>
+              <w:lastRenderedPageBreak/>
               <w:t>8</w:t>
             </w:r>
           </w:p>
@@ -1050,11 +1108,7 @@
           </w:tcPr>
           <w:p>
             <w:r>
-              <w:t xml:space="preserve">Read a value through a second component that uses the same key </w:t>
-            </w:r>
-            <w:r>
-              <w:lastRenderedPageBreak/>
-              <w:t>under a different property name.</w:t>
+              <w:t>Read a value through a second component that uses the same key under a different property name.</w:t>
             </w:r>
           </w:p>
         </w:tc>
@@ -1074,7 +1128,6 @@
                 <w:b/>
                 <w:bCs/>
               </w:rPr>
-              <w:lastRenderedPageBreak/>
               <w:t>Static SSR</w:t>
             </w:r>
           </w:p>
@@ -1110,7 +1163,7 @@
                 <w:bCs/>
               </w:rPr>
             </w:pPr>
-            <w:hyperlink r:id="rId18" w:history="1">
+            <w:hyperlink r:id="rId19" w:history="1">
               <w:proofErr w:type="spellStart"/>
               <w:r>
                 <w:rPr>
@@ -1145,7 +1198,15 @@
           </w:tcPr>
           <w:p>
             <w:r>
-              <w:t>Compare an explicit key against one defaulted from the property name; then change only the case of the explicit key.</w:t>
+              <w:t xml:space="preserve">Compare an explicit key against </w:t>
+            </w:r>
+            <w:proofErr w:type="gramStart"/>
+            <w:r>
+              <w:t>one</w:t>
+            </w:r>
+            <w:proofErr w:type="gramEnd"/>
+            <w:r>
+              <w:t xml:space="preserve"> defaulted from the property name; then change only the case of the explicit key.</w:t>
             </w:r>
           </w:p>
         </w:tc>
@@ -1200,7 +1261,7 @@
                 <w:bCs/>
               </w:rPr>
             </w:pPr>
-            <w:hyperlink r:id="rId19" w:history="1">
+            <w:hyperlink r:id="rId20" w:history="1">
               <w:proofErr w:type="spellStart"/>
               <w:r>
                 <w:rPr>
@@ -1290,7 +1351,7 @@
                 <w:bCs/>
               </w:rPr>
             </w:pPr>
-            <w:hyperlink r:id="rId20" w:history="1">
+            <w:hyperlink r:id="rId21" w:history="1">
               <w:proofErr w:type="spellStart"/>
               <w:r>
                 <w:rPr>
@@ -1388,7 +1449,7 @@
                 <w:bCs/>
               </w:rPr>
             </w:pPr>
-            <w:hyperlink r:id="rId21" w:history="1">
+            <w:hyperlink r:id="rId22" w:history="1">
               <w:proofErr w:type="spellStart"/>
               <w:r>
                 <w:rPr>
@@ -1493,7 +1554,7 @@
                 <w:bCs/>
               </w:rPr>
             </w:pPr>
-            <w:hyperlink r:id="rId22" w:history="1">
+            <w:hyperlink r:id="rId23" w:history="1">
               <w:proofErr w:type="spellStart"/>
               <w:r>
                 <w:rPr>
@@ -1601,7 +1662,7 @@
             <w:tcW w:w="3330" w:type="dxa"/>
           </w:tcPr>
           <w:p>
-            <w:hyperlink r:id="rId23" w:history="1">
+            <w:hyperlink r:id="rId24" w:history="1">
               <w:proofErr w:type="spellStart"/>
               <w:r>
                 <w:rPr>
@@ -1624,6 +1685,7 @@
           </w:tcPr>
           <w:p>
             <w:r>
+              <w:lastRenderedPageBreak/>
               <w:t>14</w:t>
             </w:r>
           </w:p>
@@ -1634,11 +1696,7 @@
           </w:tcPr>
           <w:p>
             <w:r>
-              <w:t xml:space="preserve">Record the lowercase and uppercase explicit keys and resulting </w:t>
-            </w:r>
-            <w:r>
-              <w:lastRenderedPageBreak/>
-              <w:t xml:space="preserve">values separately for </w:t>
+              <w:t xml:space="preserve">Record the lowercase and uppercase explicit keys and resulting values separately for </w:t>
             </w:r>
             <w:proofErr w:type="spellStart"/>
             <w:r>
@@ -1674,7 +1732,6 @@
                 <w:b/>
                 <w:bCs/>
               </w:rPr>
-              <w:lastRenderedPageBreak/>
               <w:t>Static SSR</w:t>
             </w:r>
           </w:p>
@@ -1704,7 +1761,7 @@
             <w:tcW w:w="3330" w:type="dxa"/>
           </w:tcPr>
           <w:p>
-            <w:hyperlink r:id="rId24" w:history="1">
+            <w:hyperlink r:id="rId25" w:history="1">
               <w:r>
                 <w:rPr>
                   <w:rStyle w:val="Hyperlink"/>
@@ -1717,6 +1774,38 @@
       </w:tr>
     </w:tbl>
     <w:p/>
+    <w:p>
+      <w:pPr>
+        <w:pStyle w:val="Heading1"/>
+      </w:pPr>
+      <w:r>
+        <w:t>Build</w:t>
+      </w:r>
+      <w:r>
+        <w:t xml:space="preserve"> evidence</w:t>
+      </w:r>
+    </w:p>
+    <w:p>
+      <w:r>
+        <w:t xml:space="preserve">The sample was restored and built with .NET SDK 11.0.100-rc.1.26425.128. The </w:t>
+      </w:r>
+      <w:proofErr w:type="gramStart"/>
+      <w:r>
+        <w:t>build</w:t>
+      </w:r>
+      <w:proofErr w:type="gramEnd"/>
+      <w:r>
+        <w:t xml:space="preserve"> completed successfully with 0 Warning(s) and 0 Error(s). The complete raw dotnet --info, dotnet restore, and dotnet build --no-restore output is attached as Evidence/BuildEvidence-RC1.txt.</w:t>
+      </w:r>
+    </w:p>
+    <w:p>
+      <w:pPr>
+        <w:rPr>
+          <w:b/>
+          <w:bCs/>
+        </w:rPr>
+      </w:pPr>
+    </w:p>
     <w:p>
       <w:pPr>
         <w:rPr>
@@ -1739,7 +1828,7 @@
           <w:numId w:val="2"/>
         </w:numPr>
       </w:pPr>
-      <w:hyperlink r:id="rId25" w:history="1">
+      <w:hyperlink r:id="rId26" w:history="1">
         <w:r>
           <w:rPr>
             <w:rStyle w:val="Hyperlink"/>
@@ -1755,7 +1844,7 @@
           <w:numId w:val="2"/>
         </w:numPr>
       </w:pPr>
-      <w:hyperlink r:id="rId26" w:anchor="temporary-data-persistence" w:history="1">
+      <w:hyperlink r:id="rId27" w:anchor="temporary-data-persistence" w:history="1">
         <w:r>
           <w:rPr>
             <w:rStyle w:val="Hyperlink"/>
@@ -1771,7 +1860,7 @@
           <w:numId w:val="2"/>
         </w:numPr>
       </w:pPr>
-      <w:hyperlink r:id="rId27" w:history="1">
+      <w:hyperlink r:id="rId28" w:history="1">
         <w:r>
           <w:rPr>
             <w:rStyle w:val="Hyperlink"/>
@@ -1787,7 +1876,7 @@
           <w:numId w:val="2"/>
         </w:numPr>
       </w:pPr>
-      <w:hyperlink r:id="rId28" w:anchor="tempdata" w:history="1">
+      <w:hyperlink r:id="rId29" w:anchor="tempdata" w:history="1">
         <w:proofErr w:type="spellStart"/>
         <w:r>
           <w:rPr>
